--- a/tai-lieu-noi-bo/moscow/andronikov-monastery.docx
+++ b/tai-lieu-noi-bo/moscow/andronikov-monastery.docx
@@ -100,6 +100,22 @@
     </w:p>
     <w:p>
       <w:pPr>
+        <w:pStyle w:val="ListBullet"/>
+      </w:pPr>
+      <w:r>
+        <w:t>Nhà thờ Spassky (1420–1427) — công trình đá cổ nhất còn nguyên vẹn của Moskva, còn lưu vài mảnh bích họa của Rublev.</w:t>
+      </w:r>
+    </w:p>
+    <w:p>
+      <w:pPr>
+        <w:pStyle w:val="ListBullet"/>
+      </w:pPr>
+      <w:r>
+        <w:t>Bảo tàng Andrei Rublev: hơn 22.000 hiện vật icon và nghệ thuật Nga cổ (sắc lệnh 1947, mở cửa 1960).</w:t>
+      </w:r>
+    </w:p>
+    <w:p>
+      <w:pPr>
         <w:pStyle w:val="Heading1"/>
       </w:pPr>
       <w:r>
@@ -846,6 +862,181 @@
       </w:pPr>
       <w:r>
         <w:t>Cuối cùng, việc Nữ hoàng Evdokia Lopukhina — người vợ bị Pyotr Đại đế ép đi tu — gắn tên mình với Nhà thờ Tổng lãnh thiên thần Mikhail mang một dư vị bi thương của lịch sử cung đình. Ngôi nhà thờ bà đặt xây để mừng con trai chào đời sau này trở thành hầm mộ dòng họ, một biểu tượng lặng lẽ cho những số phận hoàng gia đầy sóng gió.</w:t>
+      </w:r>
+    </w:p>
+    <w:p>
+      <w:pPr>
+        <w:pStyle w:val="Heading1"/>
+      </w:pPr>
+      <w:r>
+        <w:rPr>
+          <w:color w:val="152C4E"/>
+        </w:rPr>
+        <w:t>Nhà thờ Spassky (Спасский собор) — công trình đá cổ nhất Moskva</w:t>
+      </w:r>
+    </w:p>
+    <w:p>
+      <w:pPr>
+        <w:jc w:val="both"/>
+      </w:pPr>
+      <w:r>
+        <w:t>Trái tim của tu viện là Nhà thờ Chúa Cứu Thế “Không Bởi Tay Người” (Спасский собор / Cathedral of the Saviour ‘Not Made by Hands’), xây bằng đá trắng trong khoảng 1420–1427. Đây là công trình bằng đá cổ nhất còn đứng nguyên vẹn trên đất Moskva (ngoài phạm vi Điện Kremlin). Cách kể cho khách: khi đứng trước nó, hãy nhắc rằng khối đá này đã ở đây trước cả Nhà thờ Thánh Basil trên Quảng trường Đỏ hơn một thế kỷ, và có trước cả thời Moskva trở thành kinh đô của nước Nga thống nhất.</w:t>
+      </w:r>
+    </w:p>
+    <w:p>
+      <w:pPr>
+        <w:jc w:val="both"/>
+      </w:pPr>
+      <w:r>
+        <w:t>Về kiến trúc, nhà thờ theo bố cục chữ thập nội tiếp bốn cột (cross-in-square, four-pillar) với một vòm duy nhất, khối thân giật cấp bởi các tầng vòm nhọn kokoshnik vươn cao nhọn dần — tạo dáng ‘ngọn nến’ rất đặc trưng của kiến trúc Moskva đầu thế kỷ 15. Cổng vào là vòm đá trắng chạm khắc nhiều lớp theo lối phối cảnh (perspective portal), một chi tiết đáng để khách dừng lại ngắm.</w:t>
+      </w:r>
+    </w:p>
+    <w:p>
+      <w:pPr>
+        <w:jc w:val="both"/>
+      </w:pPr>
+      <w:r>
+        <w:t>Bên trong, tường từng được chính Andrei Rublev (Андрей Рублёв) và người bạn đồng môn Daniil Chorny (Даниил Чёрный) vẽ bích họa vào khoảng giữa thập niên 1420. Qua nhiều thế kỷ, chỉ còn lại vài mảnh nhỏ — chủ yếu là họa tiết hoa văn hình học ở hõm cửa sổ khu bàn thờ. Cách kể: hãy để khách hình dung đây rất có thể là những nét cọ cuối cùng trong đời của bậc thầy vẽ icon vĩ đại nhất nước Nga.</w:t>
+      </w:r>
+    </w:p>
+    <w:p>
+      <w:pPr>
+        <w:jc w:val="both"/>
+      </w:pPr>
+      <w:r>
+        <w:t>Nhà thờ Spassky được trao trả cho Giáo hội Chính thống năm 1989 và nay vẫn cử hành lễ, nên phần không gian thờ phượng có thể có giờ riêng. Đợt trùng tu thời Xô-viết 1959–1960 đã gỡ bỏ nhiều phần cơi nới về sau để trả lại dáng gốc thế kỷ 15 (một quyết định đến nay giới sử học vẫn còn tranh luận).</w:t>
+      </w:r>
+    </w:p>
+    <w:p>
+      <w:pPr>
+        <w:pStyle w:val="Heading1"/>
+      </w:pPr>
+      <w:r>
+        <w:rPr>
+          <w:color w:val="152C4E"/>
+        </w:rPr>
+        <w:t>Mộ Andrei Rublev &amp; khu nghĩa địa cổ</w:t>
+      </w:r>
+    </w:p>
+    <w:p>
+      <w:pPr>
+        <w:jc w:val="both"/>
+      </w:pPr>
+      <w:r>
+        <w:t>Andrei Rublev sống những năm cuối đời tại chính tu viện này và qua đời tại đây — theo truyền thống vào khoảng năm 1428, có thể trong một trận dịch — rồi được an táng gần Nhà thờ Spassky. Ông là tu sĩ–họa sĩ icon vĩ đại nhất của Nga, tác giả bức ‘Chúa Ba Ngôi’ (Троица) trứ danh. Năm 1988, Giáo hội Chính thống Nga phong thánh cho ông.</w:t>
+      </w:r>
+    </w:p>
+    <w:p>
+      <w:pPr>
+        <w:jc w:val="both"/>
+      </w:pPr>
+      <w:r>
+        <w:t>Khu necropolis (nghĩa địa) cổ của tu viện — nơi từng chôn cất nhiều nhân vật lịch sử — bị chính quyền Xô-viết phá bỏ năm 1928, khiến dấu tích chính xác ngôi mộ Rublev thất lạc. Ngày nay chỉ còn bia/thánh giá tưởng niệm. Cách kể: một nghịch lý buồn để chia sẻ với khách — ngôi mộ của người vẽ nên gương mặt thanh khiết nhất trong nghệ thuật Nga lại không còn xác định được vị trí.</w:t>
+      </w:r>
+    </w:p>
+    <w:p>
+      <w:pPr>
+        <w:pStyle w:val="Heading1"/>
+      </w:pPr>
+      <w:r>
+        <w:rPr>
+          <w:color w:val="152C4E"/>
+        </w:rPr>
+        <w:t>Nhà ăn (Трапезная) &amp; Nhà thờ Tổng lãnh Thiên thần Mikhail</w:t>
+      </w:r>
+    </w:p>
+    <w:p>
+      <w:pPr>
+        <w:jc w:val="both"/>
+      </w:pPr>
+      <w:r>
+        <w:t>Nhà ăn tu viện (Trapeznaya / Refectory) được xây năm 1504–1506, thuộc hàng nhà ăn tu viện lớn nhất nước Nga thời đó (nguồn xếp hạng ba, chỉ sau Cung Granovitaya trong Kremlin và Tu viện Iosifo–Volokolamsk). Không gian rộng này được thiết kế cho bữa ăn chung của tu sĩ.</w:t>
+      </w:r>
+    </w:p>
+    <w:p>
+      <w:pPr>
+        <w:jc w:val="both"/>
+      </w:pPr>
+      <w:r>
+        <w:t>Liền kề là Nhà thờ Tổng lãnh Thiên thần Mikhail (Церковь Михаила Архангела), khởi công năm 1691 theo lệnh của Hoàng hậu Yevdokia Lopukhina (Евдокия Лопухина) — người vợ đầu của Pyotr Đại đế — để mừng con trai bà là Hoàng thái tử Aleksei chào đời; công trình hoàn thiện dần tới khoảng năm 1739, mang phong cách Baroque Moskva. Tầng dưới là hầm mộ dòng họ Lopukhin. Cách kể: câu chuyện bi kịch của Yevdokia (bị Pyotr ép rời cung đi tu) là phông nền cảm xúc cho ngôi nhà thờ này.</w:t>
+      </w:r>
+    </w:p>
+    <w:p>
+      <w:pPr>
+        <w:jc w:val="both"/>
+      </w:pPr>
+      <w:r>
+        <w:t>Ngày nay, chính Nhà ăn và Nhà thờ Mikhail là nơi bố trí phần trưng bày chính của bảo tàng — khách sẽ đi xem icon và cổ vật ngay trong các không gian lịch sử này.</w:t>
+      </w:r>
+    </w:p>
+    <w:p>
+      <w:pPr>
+        <w:pStyle w:val="Heading1"/>
+      </w:pPr>
+      <w:r>
+        <w:rPr>
+          <w:color w:val="152C4E"/>
+        </w:rPr>
+        <w:t>Bảo tàng Trung ương Andrei Rublev (ЦМиАР) — kho tàng nghệ thuật Nga cổ</w:t>
+      </w:r>
+    </w:p>
+    <w:p>
+      <w:pPr>
+        <w:jc w:val="both"/>
+      </w:pPr>
+      <w:r>
+        <w:t>Bảo tàng được thành lập theo sắc lệnh của Hội đồng Bộ trưởng Liên Xô ngày 10/12/1947 và mở cửa đón công chúng ngày 21/9/1960. Kiến trúc sư Pyotr Baranovsky (Пётр Барановский) đóng vai trò quyết định trong việc cứu tu viện khỏi bị phá dỡ; giám đốc đầu tiên là David Arsenishvili, người dày công gây dựng bộ sưu tập trong thập niên 1950.</w:t>
+      </w:r>
+    </w:p>
+    <w:p>
+      <w:pPr>
+        <w:jc w:val="both"/>
+      </w:pPr>
+      <w:r>
+        <w:t>Từ vỏn vẹn 317 hiện vật ngày khai trương (1960), bộ sưu tập nay đã vượt 22.000 hiện vật, quy tụ tác phẩm từ các trung tâm nghệ thuật lớn của Nga cổ: Novgorod, Pskov, Tver, Rostov, Moskva và vùng sông Volga.</w:t>
+      </w:r>
+    </w:p>
+    <w:p>
+      <w:pPr>
+        <w:jc w:val="both"/>
+      </w:pPr>
+      <w:r>
+        <w:t>Trưng bày gồm nhiều icon thế kỷ 15–17, trong đó có tác phẩm thuộc vòng/trường phái Andrei Rublev và Dionisy (Дионисий), cùng các bậc thầy cung đình thời Ivan Bạo chúa; ngoài ra là đồ thêu nhà thờ, thủ bản (manuscript), điêu khắc gỗ tôn giáo và mỹ nghệ ứng dụng. Điểm đặc biệt bậc nhất: một bức tường iconostasis bích họa được mô tả là độc nhất, không bảo tàng nào khác ở Nga có.</w:t>
+      </w:r>
+    </w:p>
+    <w:p>
+      <w:pPr>
+        <w:jc w:val="both"/>
+      </w:pPr>
+      <w:r>
+        <w:t>Cách kể cho khách Việt: đây không phải bảo tàng ‘hoành tráng’ kiểu Tretyakov mà là một không gian tĩnh lặng để cảm nhận chiều sâu tâm linh của icon Nga. Gợi ý khách để ý ánh mắt, bàn tay và bố cục trong các icon — ngôn ngữ biểu cảm rất riêng của hội họa thánh Nga, nơi mỗi màu và mỗi cử chỉ đều mang ý nghĩa.</w:t>
+      </w:r>
+    </w:p>
+    <w:p>
+      <w:pPr>
+        <w:pStyle w:val="Heading1"/>
+      </w:pPr>
+      <w:r>
+        <w:rPr>
+          <w:color w:val="152C4E"/>
+        </w:rPr>
+        <w:t>Giờ mở cửa &amp; thông tin đối chiếu (2026)</w:t>
+      </w:r>
+    </w:p>
+    <w:p>
+      <w:pPr>
+        <w:jc w:val="both"/>
+      </w:pPr>
+      <w:r>
+        <w:t>Địa chỉ: Quảng trường Andronievskaya số 10 (Андроньевская площадь, 10). Metro gần nhất: Rimskaya (Римская) và Ploshchad Ilyicha (Площадь Ильича); cũng có thể đi bộ từ Kurskaya. Website chính thức: rublev-museum.ru.</w:t>
+      </w:r>
+    </w:p>
+    <w:p>
+      <w:pPr>
+        <w:jc w:val="both"/>
+      </w:pPr>
+      <w:r>
+        <w:t>Giờ mở cửa (theo nguồn công khai, nên xác nhận lại ngay trước khi dẫn đoàn): khoảng 11:00–18:00, thứ Năm mở tới 21:00; đóng cửa thứ Tư và ngày thứ Sáu cuối tháng. Lưu ý Nhà thờ Spassky vẫn cử hành lễ nên khu thờ phượng có thể có quy định giờ và trang phục riêng.</w:t>
       </w:r>
     </w:p>
     <w:p>
@@ -1066,6 +1257,21 @@
       </w:r>
     </w:p>
     <w:p>
+      <w:r>
+        <w:rPr>
+          <w:sz w:val="22"/>
+        </w:rPr>
+        <w:t xml:space="preserve">• Bảo tàng Trung ương Andrei Rublev — trang chính thức — </w:t>
+      </w:r>
+      <w:r>
+        <w:rPr>
+          <w:color w:val="204A86"/>
+          <w:sz w:val="20"/>
+        </w:rPr>
+        <w:t>https://rublev-museum.ru</w:t>
+      </w:r>
+    </w:p>
+    <w:p>
       <w:pPr>
         <w:pStyle w:val="Heading2"/>
       </w:pPr>
@@ -1133,11 +1339,47 @@
     <w:p>
       <w:r>
         <w:rPr>
+          <w:color w:val="5C6773"/>
+          <w:sz w:val="20"/>
+        </w:rPr>
+        <w:t>Wikipedia (EN) — Andronikov Monastery</w:t>
+      </w:r>
+    </w:p>
+    <w:p>
+      <w:r>
+        <w:rPr>
+          <w:color w:val="5C6773"/>
+          <w:sz w:val="20"/>
+        </w:rPr>
+        <w:t>Bảo tàng Trung ương Andrei Rublev — rublev-museum.ru (nguồn chính thức)</w:t>
+      </w:r>
+    </w:p>
+    <w:p>
+      <w:r>
+        <w:rPr>
+          <w:color w:val="5C6773"/>
+          <w:sz w:val="20"/>
+        </w:rPr>
+        <w:t>UNESCO Russia — lịch sử Bảo tàng Andrei Rublev (unesco.ru)</w:t>
+      </w:r>
+    </w:p>
+    <w:p>
+      <w:r>
+        <w:rPr>
+          <w:color w:val="5C6773"/>
+          <w:sz w:val="20"/>
+        </w:rPr>
+        <w:t>Rusmania — Andrey Rublev Central Museum (Spaso-Andronikov)</w:t>
+      </w:r>
+    </w:p>
+    <w:p>
+      <w:r>
+        <w:rPr>
           <w:i/>
           <w:color w:val="5C6773"/>
           <w:sz w:val="18"/>
         </w:rPr>
-        <w:t>Tài liệu nội bộ — không dùng cho mục đích public. Biên soạn nguyên gốc, có dẫn nguồn. Cập nhật 2026-08-11.</w:t>
+        <w:t>Tài liệu nội bộ — không dùng cho mục đích public. Biên soạn nguyên gốc, có dẫn nguồn. Cập nhật 2026-09-28.</w:t>
       </w:r>
     </w:p>
     <w:sectPr>
